--- a/docs/downloads/daniel-melui/تم/doc_0086.docx
+++ b/docs/downloads/daniel-melui/تم/doc_0086.docx
@@ -1,378 +1,757 @@
 
 <file path=word/document.xml><?xml version="1.0" encoding="utf-8"?>
-<w:document xmlns:wpc="http://schemas.microsoft.com/office/word/2010/wordprocessingCanvas" xmlns:cx="http://schemas.microsoft.com/office/drawing/2014/chartex" xmlns:cx1="http://schemas.microsoft.com/office/drawing/2015/9/8/chartex" xmlns:cx2="http://schemas.microsoft.com/office/drawing/2015/10/21/chartex" xmlns:cx3="http://schemas.microsoft.com/office/drawing/2016/5/9/chartex" xmlns:cx4="http://schemas.microsoft.com/office/drawing/2016/5/10/chartex" xmlns:cx5="http://schemas.microsoft.com/office/drawing/2016/5/11/chartex" xmlns:cx6="http://schemas.microsoft.com/office/drawing/2016/5/12/chartex" xmlns:cx7="http://schemas.microsoft.com/office/drawing/2016/5/13/chartex" xmlns:cx8="http://schemas.microsoft.com/office/drawing/2016/5/14/chartex" xmlns:mc="http://schemas.openxmlformats.org/markup-compatibility/2006" xmlns:aink="http://schemas.microsoft.com/office/drawing/2016/ink" xmlns:am3d="http://schemas.microsoft.com/office/drawing/2017/model3d" xmlns:o="urn:schemas-microsoft-com:office:office" xmlns:oel="http://schemas.microsoft.com/office/2019/extlst" xmlns:r="http://schemas.openxmlformats.org/officeDocument/2006/relationships" xmlns:m="http://schemas.openxmlformats.org/officeDocument/2006/math" xmlns:v="urn:schemas-microsoft-com:vml" xmlns:wp14="http://schemas.microsoft.com/office/word/2010/wordprocessingDrawing" xmlns:wp="http://schemas.openxmlformats.org/drawingml/2006/wordprocessingDrawing" xmlns:w10="urn:schemas-microsoft-com:office:word" xmlns:w="http://schemas.openxmlformats.org/wordprocessingml/2006/main" xmlns:w14="http://schemas.microsoft.com/office/word/2010/wordml" xmlns:w15="http://schemas.microsoft.com/office/word/2012/wordml" xmlns:w16cex="http://schemas.microsoft.com/office/word/2018/wordml/cex" xmlns:w16cid="http://schemas.microsoft.com/office/word/2016/wordml/cid" xmlns:w16="http://schemas.microsoft.com/office/word/2018/wordml" xmlns:w16sdtdh="http://schemas.microsoft.com/office/word/2020/wordml/sdtdatahash" xmlns:w16se="http://schemas.microsoft.com/office/word/2015/wordml/symex" xmlns:wpg="http://schemas.microsoft.com/office/word/2010/wordprocessingGroup" xmlns:wpi="http://schemas.microsoft.com/office/word/2010/wordprocessingInk" xmlns:wne="http://schemas.microsoft.com/office/word/2006/wordml" xmlns:wps="http://schemas.microsoft.com/office/word/2010/wordprocessingShape" mc:Ignorable="w14 w15 w16se w16cid w16 w16cex w16sdtdh wp14">
+<w:document xmlns:wpc="http://schemas.microsoft.com/office/word/2010/wordprocessingCanvas" xmlns:cx="http://schemas.microsoft.com/office/drawing/2014/chartex" xmlns:cx1="http://schemas.microsoft.com/office/drawing/2015/9/8/chartex" xmlns:cx2="http://schemas.microsoft.com/office/drawing/2015/10/21/chartex" xmlns:cx3="http://schemas.microsoft.com/office/drawing/2016/5/9/chartex" xmlns:cx4="http://schemas.microsoft.com/office/drawing/2016/5/10/chartex" xmlns:cx5="http://schemas.microsoft.com/office/drawing/2016/5/11/chartex" xmlns:cx6="http://schemas.microsoft.com/office/drawing/2016/5/12/chartex" xmlns:cx7="http://schemas.microsoft.com/office/drawing/2016/5/13/chartex" xmlns:cx8="http://schemas.microsoft.com/office/drawing/2016/5/14/chartex" xmlns:mc="http://schemas.openxmlformats.org/markup-compatibility/2006" xmlns:aink="http://schemas.microsoft.com/office/drawing/2016/ink" xmlns:am3d="http://schemas.microsoft.com/office/drawing/2017/model3d" xmlns:o="urn:schemas-microsoft-com:office:office" xmlns:oel="http://schemas.microsoft.com/office/2019/extlst" xmlns:r="http://schemas.openxmlformats.org/officeDocument/2006/relationships" xmlns:m="http://schemas.openxmlformats.org/officeDocument/2006/math" xmlns:v="urn:schemas-microsoft-com:vml" xmlns:wp14="http://schemas.microsoft.com/office/word/2010/wordprocessingDrawing" xmlns:wp="http://schemas.openxmlformats.org/drawingml/2006/wordprocessingDrawing" xmlns:w10="urn:schemas-microsoft-com:office:word" xmlns:w="http://schemas.openxmlformats.org/wordprocessingml/2006/main" xmlns:w14="http://schemas.microsoft.com/office/word/2010/wordml" xmlns:w15="http://schemas.microsoft.com/office/word/2012/wordml" xmlns:w16cex="http://schemas.microsoft.com/office/word/2018/wordml/cex" xmlns:w16cid="http://schemas.microsoft.com/office/word/2016/wordml/cid" xmlns:w16="http://schemas.microsoft.com/office/word/2018/wordml" xmlns:w16du="http://schemas.microsoft.com/office/word/2023/wordml/word16du" xmlns:w16sdtdh="http://schemas.microsoft.com/office/word/2020/wordml/sdtdatahash" xmlns:w16se="http://schemas.microsoft.com/office/word/2015/wordml/symex" xmlns:wpg="http://schemas.microsoft.com/office/word/2010/wordprocessingGroup" xmlns:wpi="http://schemas.microsoft.com/office/word/2010/wordprocessingInk" xmlns:wne="http://schemas.microsoft.com/office/word/2006/wordml" xmlns:wps="http://schemas.microsoft.com/office/word/2010/wordprocessingShape" mc:Ignorable="w14 w15 w16se w16cid w16 w16cex w16sdtdh w16du wp14">
   <w:body>
     <w:p>
       <w:pPr>
         <w:rPr>
           <w:rtl/>
-          <w:lang w:bidi="ar-SA"/>
-        </w:rPr>
-      </w:pPr>
-      <w:hyperlink r:id="rId4" w:anchor=":~:text=wenn%20etwas%20von%20Christus%20in%20unserem%20Leben,Wortes%20Gottes%20allein%20nicht%20gen%C3%BCgt%2C%20um" w:history="1">
+          <w:lang w:bidi="ar-LB"/>
+        </w:rPr>
+      </w:pPr>
+      <w:hyperlink r:id="rId5" w:history="1">
         <w:r>
           <w:rPr>
             <w:rStyle w:val="Hyperlink"/>
-            <w:rFonts w:hint="cs"/>
             <w:rtl/>
-            <w:lang w:bidi="ar-SA"/>
+            <w:lang w:bidi="ar-LB"/>
           </w:rPr>
-          <w:t>كيف آتي بثمر؟</w:t>
+          <w:t>لماذا؟</w:t>
         </w:r>
       </w:hyperlink>
     </w:p>
     <w:p>
       <w:pPr>
-        <w:rPr>
-          <w:rtl/>
-          <w:lang w:bidi="ar-SA"/>
-        </w:rPr>
-      </w:pPr>
-      <w:r>
-        <w:rPr>
-          <w:rFonts w:hint="cs"/>
-          <w:rtl/>
-          <w:lang w:bidi="ar-SA"/>
-        </w:rPr>
-        <w:t>متى 13: 23؛ مرقس 4: 20؛ لوقا 8: 15؛ يوحنا 15: 8</w:t>
+        <w:bidi w:val="0"/>
+        <w:rPr>
+          <w:lang w:bidi="ar-LB"/>
+        </w:rPr>
+      </w:pPr>
+      <w:r>
+        <w:rPr>
+          <w:lang w:bidi="ar-LB"/>
+        </w:rPr>
+        <w:t>Daniel Melui</w:t>
       </w:r>
     </w:p>
     <w:p>
       <w:pPr>
-        <w:bidi w:val="0"/>
-        <w:rPr>
-          <w:rtl/>
-          <w:lang w:bidi="ar-SA"/>
-        </w:rPr>
-      </w:pPr>
-      <w:r>
-        <w:rPr>
-          <w:lang w:bidi="ar-SA"/>
-        </w:rPr>
-        <w:t>Daniel Melui</w:t>
+        <w:spacing w:after="0"/>
+        <w:rPr>
+          <w:rtl/>
+          <w:lang w:bidi="ar-LB"/>
+        </w:rPr>
+      </w:pPr>
+      <w:r>
+        <w:rPr>
+          <w:rFonts w:hint="cs"/>
+          <w:rtl/>
+          <w:lang w:bidi="ar-LB"/>
+        </w:rPr>
+        <w:t>"</w:t>
+      </w:r>
+      <w:r>
+        <w:rPr>
+          <w:rFonts w:ascii="Times New Roman" w:hAnsi="Times New Roman" w:cs="Times New Roman" w:hint="cs"/>
+          <w:rtl/>
+          <w:lang w:bidi="ar-LB"/>
+        </w:rPr>
+        <w:t>​</w:t>
+      </w:r>
+      <w:r>
+        <w:rPr>
+          <w:rFonts w:hint="cs"/>
+          <w:rtl/>
+          <w:lang w:bidi="ar-LB"/>
+        </w:rPr>
+        <w:t>أَقُولُ</w:t>
+      </w:r>
+      <w:r>
+        <w:rPr>
+          <w:rtl/>
+          <w:lang w:bidi="ar-LB"/>
+        </w:rPr>
+        <w:t xml:space="preserve"> </w:t>
+      </w:r>
+      <w:r>
+        <w:rPr>
+          <w:rFonts w:hint="cs"/>
+          <w:rtl/>
+          <w:lang w:bidi="ar-LB"/>
+        </w:rPr>
+        <w:t>ِللهِ</w:t>
+      </w:r>
+      <w:r>
+        <w:rPr>
+          <w:rtl/>
+          <w:lang w:bidi="ar-LB"/>
+        </w:rPr>
+        <w:t xml:space="preserve"> </w:t>
+      </w:r>
+      <w:r>
+        <w:rPr>
+          <w:rFonts w:hint="cs"/>
+          <w:rtl/>
+          <w:lang w:bidi="ar-LB"/>
+        </w:rPr>
+        <w:t>صَخْرَتِي</w:t>
+      </w:r>
+      <w:r>
+        <w:rPr>
+          <w:rtl/>
+          <w:lang w:bidi="ar-LB"/>
+        </w:rPr>
+        <w:t xml:space="preserve">: </w:t>
+      </w:r>
+      <w:r>
+        <w:rPr>
+          <w:rFonts w:hint="cs"/>
+          <w:rtl/>
+          <w:lang w:bidi="ar-LB"/>
+        </w:rPr>
+        <w:t>«</w:t>
+      </w:r>
+      <w:r>
+        <w:rPr>
+          <w:rFonts w:hint="cs"/>
+          <w:b/>
+          <w:bCs/>
+          <w:color w:val="FF0000"/>
+          <w:rtl/>
+          <w:lang w:bidi="ar-LB"/>
+        </w:rPr>
+        <w:t>لِمَاذَا</w:t>
+      </w:r>
+      <w:r>
+        <w:rPr>
+          <w:color w:val="FF0000"/>
+          <w:rtl/>
+          <w:lang w:bidi="ar-LB"/>
+        </w:rPr>
+        <w:t xml:space="preserve"> </w:t>
+      </w:r>
+      <w:r>
+        <w:rPr>
+          <w:rFonts w:hint="cs"/>
+          <w:rtl/>
+          <w:lang w:bidi="ar-LB"/>
+        </w:rPr>
+        <w:t>نَسِيتَنِي؟</w:t>
+      </w:r>
+      <w:r>
+        <w:rPr>
+          <w:rFonts w:hint="cs"/>
+          <w:rtl/>
+          <w:lang w:bidi="ar-LB"/>
+        </w:rPr>
+        <w:t>" (مزمور 42: 9).</w:t>
       </w:r>
     </w:p>
     <w:p>
       <w:pPr>
-        <w:rPr>
-          <w:rtl/>
-          <w:lang w:bidi="ar-SA"/>
-        </w:rPr>
-      </w:pPr>
-      <w:r>
-        <w:rPr>
-          <w:rFonts w:hint="cs"/>
-          <w:rtl/>
-          <w:lang w:bidi="ar-SA"/>
-        </w:rPr>
-        <w:t>لقد تركنا الرب يسوع على الأرض لكي نأتي بثمر. هذا هو ما حدده لنا الرب طالما نحن على الأرض. إن الآب يتمجّد إن أتينا بثمر كثير (يوحنا 15: 8).</w:t>
+        <w:spacing w:after="0"/>
+        <w:rPr>
+          <w:rtl/>
+          <w:lang w:bidi="ar-LB"/>
+        </w:rPr>
+      </w:pPr>
+      <w:r>
+        <w:rPr>
+          <w:rFonts w:hint="cs"/>
+          <w:rtl/>
+          <w:lang w:bidi="ar-LB"/>
+        </w:rPr>
+        <w:t>"</w:t>
+      </w:r>
+      <w:r>
+        <w:rPr>
+          <w:rtl/>
+          <w:lang w:bidi="ar-LB"/>
+        </w:rPr>
+        <w:t xml:space="preserve">لأَنَّكَ أَنْتَ إِلهُ حِصْنِي. </w:t>
+      </w:r>
+      <w:r>
+        <w:rPr>
+          <w:b/>
+          <w:bCs/>
+          <w:color w:val="FF0000"/>
+          <w:rtl/>
+          <w:lang w:bidi="ar-LB"/>
+        </w:rPr>
+        <w:t>لِمَاذَا</w:t>
+      </w:r>
+      <w:r>
+        <w:rPr>
+          <w:color w:val="FF0000"/>
+          <w:rtl/>
+          <w:lang w:bidi="ar-LB"/>
+        </w:rPr>
+        <w:t xml:space="preserve"> </w:t>
+      </w:r>
+      <w:r>
+        <w:rPr>
+          <w:rtl/>
+          <w:lang w:bidi="ar-LB"/>
+        </w:rPr>
+        <w:t>رَفَضْتَنِي؟</w:t>
+      </w:r>
+      <w:r>
+        <w:rPr>
+          <w:rFonts w:hint="cs"/>
+          <w:rtl/>
+          <w:lang w:bidi="ar-LB"/>
+        </w:rPr>
+        <w:t>" (مزمور 43: 2).</w:t>
       </w:r>
     </w:p>
     <w:p>
       <w:pPr>
-        <w:rPr>
-          <w:rtl/>
-          <w:lang w:bidi="ar-SA"/>
-        </w:rPr>
-      </w:pPr>
-      <w:r>
-        <w:rPr>
-          <w:rFonts w:hint="cs"/>
-          <w:rtl/>
-          <w:lang w:bidi="ar-SA"/>
-        </w:rPr>
-        <w:t>الثمر ليس هو ما نفعله وإنما ما نكونه. عندما يظهر في حياتنا شيء من جمال صفات الرب يسوع فإننا عندها نأتي بثمر. الآب يتمجّد عندما يظهر شيء من المسيح في حياتنا.</w:t>
+        <w:spacing w:after="0"/>
+        <w:rPr>
+          <w:rtl/>
+          <w:lang w:bidi="ar-LB"/>
+        </w:rPr>
+      </w:pPr>
+      <w:r>
+        <w:rPr>
+          <w:rFonts w:hint="cs"/>
+          <w:rtl/>
+          <w:lang w:bidi="ar-LB"/>
+        </w:rPr>
+        <w:t>"</w:t>
+      </w:r>
+      <w:r>
+        <w:rPr>
+          <w:rFonts w:ascii="Times New Roman" w:hAnsi="Times New Roman" w:cs="Times New Roman" w:hint="cs"/>
+          <w:rtl/>
+          <w:lang w:bidi="ar-LB"/>
+        </w:rPr>
+        <w:t>​</w:t>
+      </w:r>
+      <w:r>
+        <w:rPr>
+          <w:rFonts w:hint="cs"/>
+          <w:b/>
+          <w:bCs/>
+          <w:color w:val="FF0000"/>
+          <w:rtl/>
+          <w:lang w:bidi="ar-LB"/>
+        </w:rPr>
+        <w:t>لِمَاذَا</w:t>
+      </w:r>
+      <w:r>
+        <w:rPr>
+          <w:color w:val="FF0000"/>
+          <w:rtl/>
+          <w:lang w:bidi="ar-LB"/>
+        </w:rPr>
+        <w:t xml:space="preserve"> </w:t>
+      </w:r>
+      <w:r>
+        <w:rPr>
+          <w:rFonts w:hint="cs"/>
+          <w:rtl/>
+          <w:lang w:bidi="ar-LB"/>
+        </w:rPr>
+        <w:t>يَا</w:t>
+      </w:r>
+      <w:r>
+        <w:rPr>
+          <w:rtl/>
+          <w:lang w:bidi="ar-LB"/>
+        </w:rPr>
+        <w:t xml:space="preserve"> </w:t>
+      </w:r>
+      <w:r>
+        <w:rPr>
+          <w:rFonts w:hint="cs"/>
+          <w:rtl/>
+          <w:lang w:bidi="ar-LB"/>
+        </w:rPr>
+        <w:t>رَبُّ</w:t>
+      </w:r>
+      <w:r>
+        <w:rPr>
+          <w:rtl/>
+          <w:lang w:bidi="ar-LB"/>
+        </w:rPr>
+        <w:t xml:space="preserve"> </w:t>
+      </w:r>
+      <w:r>
+        <w:rPr>
+          <w:rFonts w:hint="cs"/>
+          <w:rtl/>
+          <w:lang w:bidi="ar-LB"/>
+        </w:rPr>
+        <w:t>تَرْفُضُ</w:t>
+      </w:r>
+      <w:r>
+        <w:rPr>
+          <w:rtl/>
+          <w:lang w:bidi="ar-LB"/>
+        </w:rPr>
+        <w:t xml:space="preserve"> </w:t>
+      </w:r>
+      <w:r>
+        <w:rPr>
+          <w:rFonts w:hint="cs"/>
+          <w:rtl/>
+          <w:lang w:bidi="ar-LB"/>
+        </w:rPr>
+        <w:t>نَفْسِي؟</w:t>
+      </w:r>
+      <w:r>
+        <w:rPr>
+          <w:rtl/>
+          <w:lang w:bidi="ar-LB"/>
+        </w:rPr>
+        <w:t xml:space="preserve"> </w:t>
+      </w:r>
+      <w:r>
+        <w:rPr>
+          <w:rFonts w:hint="cs"/>
+          <w:b/>
+          <w:bCs/>
+          <w:color w:val="FF0000"/>
+          <w:rtl/>
+          <w:lang w:bidi="ar-LB"/>
+        </w:rPr>
+        <w:t>لِمَاذَا</w:t>
+      </w:r>
+      <w:r>
+        <w:rPr>
+          <w:color w:val="FF0000"/>
+          <w:rtl/>
+          <w:lang w:bidi="ar-LB"/>
+        </w:rPr>
+        <w:t xml:space="preserve"> </w:t>
+      </w:r>
+      <w:r>
+        <w:rPr>
+          <w:rFonts w:hint="cs"/>
+          <w:rtl/>
+          <w:lang w:bidi="ar-LB"/>
+        </w:rPr>
+        <w:t>تَحْجُبُ</w:t>
+      </w:r>
+      <w:r>
+        <w:rPr>
+          <w:rtl/>
+          <w:lang w:bidi="ar-LB"/>
+        </w:rPr>
+        <w:t xml:space="preserve"> </w:t>
+      </w:r>
+      <w:r>
+        <w:rPr>
+          <w:rFonts w:hint="cs"/>
+          <w:rtl/>
+          <w:lang w:bidi="ar-LB"/>
+        </w:rPr>
+        <w:t>وَجْهَكَ</w:t>
+      </w:r>
+      <w:r>
+        <w:rPr>
+          <w:rtl/>
+          <w:lang w:bidi="ar-LB"/>
+        </w:rPr>
+        <w:t xml:space="preserve"> </w:t>
+      </w:r>
+      <w:r>
+        <w:rPr>
+          <w:rFonts w:hint="cs"/>
+          <w:rtl/>
+          <w:lang w:bidi="ar-LB"/>
+        </w:rPr>
+        <w:t>عَنِّي؟</w:t>
+      </w:r>
+      <w:r>
+        <w:rPr>
+          <w:rFonts w:hint="cs"/>
+          <w:rtl/>
+          <w:lang w:bidi="ar-LB"/>
+        </w:rPr>
+        <w:t>" (مزمور 88: 15).</w:t>
       </w:r>
     </w:p>
     <w:p>
       <w:pPr>
         <w:rPr>
           <w:rtl/>
-          <w:lang w:bidi="ar-SA"/>
-        </w:rPr>
-      </w:pPr>
-      <w:r>
-        <w:rPr>
-          <w:rFonts w:hint="cs"/>
-          <w:rtl/>
-          <w:lang w:bidi="ar-SA"/>
-        </w:rPr>
-        <w:t xml:space="preserve">في مثل الزارع نتعلم بأن الاستماع لكلمة الله وحده لا يكفي لكي نأتي بثمر. فقط إن كانت قلوبنا كالأرض الجيدة التي </w:t>
-      </w:r>
-      <w:r>
-        <w:rPr>
-          <w:rFonts w:hint="cs"/>
-          <w:rtl/>
-          <w:lang w:bidi="ar-SA"/>
-        </w:rPr>
-        <w:t>تتبرعم</w:t>
-      </w:r>
-      <w:r>
-        <w:rPr>
-          <w:rFonts w:hint="cs"/>
-          <w:rtl/>
-          <w:lang w:bidi="ar-SA"/>
-        </w:rPr>
-        <w:t xml:space="preserve"> منها بذار كلمة الله المزروعة (أو </w:t>
-      </w:r>
-      <w:r>
-        <w:rPr>
-          <w:rFonts w:hint="cs"/>
-          <w:rtl/>
-          <w:lang w:bidi="ar-SA"/>
-        </w:rPr>
-        <w:t>المنشورة على وجهها) وتنمو فسنأتي بثمر.</w:t>
+          <w:lang w:bidi="ar-LB"/>
+        </w:rPr>
+      </w:pPr>
+      <w:r>
+        <w:rPr>
+          <w:rFonts w:hint="cs"/>
+          <w:rtl/>
+          <w:lang w:bidi="ar-LB"/>
+        </w:rPr>
+        <w:t>"</w:t>
+      </w:r>
+      <w:r>
+        <w:rPr>
+          <w:rtl/>
+          <w:lang w:bidi="ar-LB"/>
+        </w:rPr>
+        <w:t xml:space="preserve">إِلهِي، إِلهِي، </w:t>
+      </w:r>
+      <w:r>
+        <w:rPr>
+          <w:b/>
+          <w:bCs/>
+          <w:color w:val="FF0000"/>
+          <w:rtl/>
+          <w:lang w:bidi="ar-LB"/>
+        </w:rPr>
+        <w:t>لِمَاذَا</w:t>
+      </w:r>
+      <w:r>
+        <w:rPr>
+          <w:color w:val="FF0000"/>
+          <w:rtl/>
+          <w:lang w:bidi="ar-LB"/>
+        </w:rPr>
+        <w:t xml:space="preserve"> </w:t>
+      </w:r>
+      <w:r>
+        <w:rPr>
+          <w:rtl/>
+          <w:lang w:bidi="ar-LB"/>
+        </w:rPr>
+        <w:t>تَرَكْتَنِي، بَعِيدًا عَنْ خَلاَصِي، عَنْ كَلاَمِ زَفِيرِي؟</w:t>
+      </w:r>
+      <w:r>
+        <w:rPr>
+          <w:rFonts w:hint="cs"/>
+          <w:rtl/>
+          <w:lang w:bidi="ar-LB"/>
+        </w:rPr>
+        <w:t xml:space="preserve">" (مزمور 22: </w:t>
+      </w:r>
+      <w:r>
+        <w:rPr>
+          <w:rFonts w:hint="cs"/>
+          <w:rtl/>
+          <w:lang w:bidi="ar-LB"/>
+        </w:rPr>
+        <w:t>1</w:t>
+      </w:r>
+      <w:r>
+        <w:rPr>
+          <w:rFonts w:hint="cs"/>
+          <w:rtl/>
+          <w:lang w:bidi="ar-LB"/>
+        </w:rPr>
+        <w:t>).</w:t>
       </w:r>
     </w:p>
     <w:p>
       <w:pPr>
         <w:rPr>
           <w:rtl/>
-          <w:lang w:bidi="ar-SA"/>
-        </w:rPr>
-      </w:pPr>
-      <w:r>
-        <w:rPr>
-          <w:rFonts w:hint="cs"/>
-          <w:rtl/>
-          <w:lang w:bidi="ar-SA"/>
-        </w:rPr>
-        <w:t>إن قارنا ما بين الثلاث أناجيل الرئيسية متى، مرقس ولوقا عندها سنلاحظ بأنه في كل إنجيل ذكر إلى جانب الاستماع لكلمة الله شرطًا إضافيًا ضروريًا للإتيان بثمر. وبالارتباط بهذا الأمر تُعطى أيضًا وجهات نظر مختلفة من جهة الإتيان بالثمر. فيما يلي سنسلط الضوء قليلاً على هذه الفروقات.</w:t>
+          <w:lang w:bidi="ar-LB"/>
+        </w:rPr>
+      </w:pPr>
+      <w:r>
+        <w:rPr>
+          <w:rFonts w:hint="cs"/>
+          <w:rtl/>
+          <w:lang w:bidi="ar-LB"/>
+        </w:rPr>
+        <w:t>قبل فترة لفتت نظري في المزامير أربعة أسئلة "لماذا؟" والتي جميعها كانت موجهة إلى الله. فمن الناحية النبوية يجوز لنا أن نلاحظ فيها عواطف الرب يسوع التي اختبرها في ثلاث ساعات الظلمة الأخيرة، وهو يتحمل دينونة الله بسبب خطايانا. الله كان لا بد له أن يحجب وجهه عنه في هذه الساعات تاركًا إياه في آلامه. (إشعياء 53: 10).</w:t>
       </w:r>
     </w:p>
     <w:p>
       <w:pPr>
         <w:rPr>
           <w:rtl/>
-          <w:lang w:bidi="ar-SA"/>
-        </w:rPr>
-      </w:pPr>
-      <w:r>
-        <w:rPr>
-          <w:rFonts w:hint="cs"/>
-          <w:rtl/>
-          <w:lang w:bidi="ar-SA"/>
-        </w:rPr>
-        <w:t>بأن فعلاً نأتي بثمر</w:t>
+          <w:lang w:bidi="ar-LB"/>
+        </w:rPr>
+      </w:pPr>
+      <w:r>
+        <w:rPr>
+          <w:rFonts w:hint="cs"/>
+          <w:rtl/>
+          <w:lang w:bidi="ar-LB"/>
+        </w:rPr>
+        <w:t>إنه الرب يسوع وحده الذي طرح هذه الأسئلة "لماذا؟"، لأنه كان بلا خطية. لكن على الرغم من كونه بلا خطية تمت إدانته من قِبَل الله على صليب الجلجثة في ثلاث ساعات الظلمة، لأنه كان محملاً بخطايانا (1. بطرس 2: 24). على الرغم من أنه لم يعرف خطية، لم يفعل خطية ولم تكن فيه خطية، جُعل هناك خطية (2. كورنثوس 5: 21؛ 1. بطرس 2: 22؛ 1. يوحنا 3: 5). لذا هو سأل هذه الأسئلة "لماذا؟":</w:t>
       </w:r>
     </w:p>
     <w:p>
       <w:pPr>
-        <w:rPr>
-          <w:rtl/>
-          <w:lang w:bidi="ar-SA"/>
-        </w:rPr>
-      </w:pPr>
-      <w:r>
-        <w:rPr>
-          <w:rFonts w:hint="cs"/>
-          <w:rtl/>
-          <w:lang w:bidi="ar-SA"/>
-        </w:rPr>
-        <w:t>"</w:t>
-      </w:r>
-      <w:r>
-        <w:rPr>
-          <w:rtl/>
-          <w:lang w:bidi="ar-SA"/>
-        </w:rPr>
-        <w:t xml:space="preserve"> وَأَمَّا الْمَزْرُوعُ عَلَى الأَرْضِ الْجَيِّدَةِ فَهُوَ الَّذِي يَسْمَعُ الْكَلِمَةَ وَيَفْهَمُ. وَهُوَ الَّذِي يَأْتِي بِثَمَرٍ، فَيَصْنَعُ بَعْضٌ مِئَةً وَآخَرُ سِتِّينَ وَآخَرُ ثَلاَثِينَ».</w:t>
-      </w:r>
-      <w:r>
-        <w:rPr>
-          <w:rFonts w:hint="cs"/>
-          <w:rtl/>
-          <w:lang w:bidi="ar-SA"/>
-        </w:rPr>
-        <w:t>"</w:t>
-      </w:r>
-      <w:r>
-        <w:rPr>
-          <w:rFonts w:hint="cs"/>
-          <w:rtl/>
-          <w:lang w:bidi="ar-SA"/>
-        </w:rPr>
-        <w:t xml:space="preserve"> (متى 13: 23)</w:t>
+        <w:pStyle w:val="ListParagraph"/>
+        <w:numPr>
+          <w:ilvl w:val="0"/>
+          <w:numId w:val="1"/>
+        </w:numPr>
+        <w:rPr>
+          <w:lang w:bidi="ar-LB"/>
+        </w:rPr>
+      </w:pPr>
+      <w:r>
+        <w:rPr>
+          <w:rFonts w:hint="cs"/>
+          <w:rtl/>
+          <w:lang w:bidi="ar-LB"/>
+        </w:rPr>
+        <w:t>لأن مَن عاش من أجل إلهه وحده فقط</w:t>
+      </w:r>
+      <w:r>
+        <w:rPr>
+          <w:rFonts w:hint="cs"/>
+          <w:rtl/>
+          <w:lang w:bidi="ar-LB"/>
+        </w:rPr>
+        <w:t xml:space="preserve"> وأول وآخر أفكاره كانت عن إلهه في كل يوم، نُسيَ منه في ثلاث ساعات الظلمة. ولكن لماذا؟</w:t>
       </w:r>
     </w:p>
     <w:p>
       <w:pPr>
-        <w:rPr>
-          <w:rtl/>
-          <w:lang w:bidi="ar-SA"/>
-        </w:rPr>
-      </w:pPr>
-      <w:r>
-        <w:rPr>
-          <w:rFonts w:hint="cs"/>
-          <w:rtl/>
-          <w:lang w:bidi="ar-SA"/>
-        </w:rPr>
-        <w:t>في إنجيل متى يرتبط الاستماع للكلمة بفهم الكلمة. فلكي نأتي بثمر لا يكفي أن نستمع للكلمة فقط. فالذي نسمعه لا بد أيضًا وأن نستوعبه ونفهمه. فقط إن فهمنا ما تقوله كلمة الله فإننا فعلاً سنأتي بثمر في حياتنا. إن فهمنا لأفكار الله هو شرط أساسي لحياة عملية سليمة ومرضية عند الله.</w:t>
+        <w:pStyle w:val="ListParagraph"/>
+        <w:numPr>
+          <w:ilvl w:val="0"/>
+          <w:numId w:val="1"/>
+        </w:numPr>
+        <w:rPr>
+          <w:lang w:bidi="ar-LB"/>
+        </w:rPr>
+      </w:pPr>
+      <w:r>
+        <w:rPr>
+          <w:rFonts w:hint="cs"/>
+          <w:rtl/>
+          <w:lang w:bidi="ar-LB"/>
+        </w:rPr>
+        <w:t>لأن مَن اتكل طيلة حياته على إلهه واستند عليه يوميًا، رُفض منه في ثلاث ساعات الظلمة على الصليب. لكن لماذا هكذا؟</w:t>
       </w:r>
     </w:p>
     <w:p>
       <w:pPr>
-        <w:rPr>
-          <w:rtl/>
-          <w:lang w:bidi="ar-SA"/>
-        </w:rPr>
-      </w:pPr>
-      <w:r>
-        <w:rPr>
-          <w:rFonts w:hint="cs"/>
-          <w:rtl/>
-          <w:lang w:bidi="ar-SA"/>
-        </w:rPr>
-        <w:t>نأتي بثمر كثير</w:t>
+        <w:pStyle w:val="ListParagraph"/>
+        <w:numPr>
+          <w:ilvl w:val="0"/>
+          <w:numId w:val="1"/>
+        </w:numPr>
+        <w:rPr>
+          <w:lang w:bidi="ar-LB"/>
+        </w:rPr>
+      </w:pPr>
+      <w:r>
+        <w:rPr>
+          <w:rFonts w:hint="cs"/>
+          <w:rtl/>
+          <w:lang w:bidi="ar-LB"/>
+        </w:rPr>
+        <w:t>لأن مَن وجّه وجهه يوميًا نحو إلهه، كان ينبغي أن يختبر على الصليب كيف حجب الله عنه وجهه. ولكن لماذا هكذا؟</w:t>
       </w:r>
     </w:p>
     <w:p>
       <w:pPr>
-        <w:rPr>
-          <w:rtl/>
-          <w:lang w:bidi="ar-SA"/>
-        </w:rPr>
-      </w:pPr>
-      <w:r>
-        <w:rPr>
-          <w:rFonts w:hint="cs"/>
-          <w:rtl/>
-          <w:lang w:bidi="ar-SA"/>
-        </w:rPr>
-        <w:t>"</w:t>
-      </w:r>
-      <w:r>
-        <w:rPr>
-          <w:rtl/>
-          <w:lang w:bidi="ar-SA"/>
-        </w:rPr>
-        <w:t xml:space="preserve"> وَهؤُلاَءِ هُمُ الَّذِينَ زُرِعُوا عَلَى الأَرْضِ الْجَيِّدَةِ: الَّذِينَ يَسْمَعُونَ الْكَلِمَةَ وَيَقْبَلُونَهَا، وَيُثْمِرُونَ: وَاحِدٌ ثَلاَثِينَ وَآخَرُ سِتِّينَ وَآخَرُ مِئَةً».</w:t>
-      </w:r>
-      <w:r>
-        <w:rPr>
-          <w:rFonts w:hint="cs"/>
-          <w:rtl/>
-          <w:lang w:bidi="ar-SA"/>
-        </w:rPr>
-        <w:t>"</w:t>
-      </w:r>
-      <w:r>
-        <w:rPr>
-          <w:rFonts w:hint="cs"/>
-          <w:rtl/>
-          <w:lang w:bidi="ar-SA"/>
-        </w:rPr>
-        <w:t xml:space="preserve"> (مرقس 4: 20)</w:t>
+        <w:pStyle w:val="ListParagraph"/>
+        <w:numPr>
+          <w:ilvl w:val="0"/>
+          <w:numId w:val="1"/>
+        </w:numPr>
+        <w:rPr>
+          <w:lang w:bidi="ar-LB"/>
+        </w:rPr>
+      </w:pPr>
+      <w:r>
+        <w:rPr>
+          <w:rFonts w:hint="cs"/>
+          <w:rtl/>
+          <w:lang w:bidi="ar-LB"/>
+        </w:rPr>
+        <w:t>لأن مَن كان طيلة حياته في شركة لم تنقطع وحميمة مع إلهه، تُرك منه في ثلاث ساعات الظلمة. لكن لماذا هكذا؟</w:t>
       </w:r>
     </w:p>
     <w:p>
       <w:pPr>
         <w:rPr>
-          <w:rtl/>
-          <w:lang w:bidi="ar-SA"/>
-        </w:rPr>
-      </w:pPr>
-      <w:r>
-        <w:rPr>
-          <w:rFonts w:hint="cs"/>
-          <w:rtl/>
-          <w:lang w:bidi="ar-SA"/>
-        </w:rPr>
-        <w:t>في إنجيل مرقس يرتبط الاستماع للكلمة باستيعاب الكلمة. فكلاهما ضروري للإتيان بثمر. وهنا نرى أيضًا بأن الاستماع للكلمة وحده غير كافي. فالذي نسمعه لا بد أيضًا أن نقبله أو نستوعبه. ولكي تأتي الكلمة بثمر كثير في حياتنا لا بد لنا أن نجعلها (بالإيمان) جزءً من كياننا من خلال تأملنا فيها والصلاة. فقط الحقائق التي ندركها في الإيمان هي التي تظهر أيضًا في حياتنا.</w:t>
-      </w:r>
-    </w:p>
-    <w:p>
-      <w:pPr>
-        <w:rPr>
-          <w:rtl/>
-          <w:lang w:bidi="ar-SA"/>
-        </w:rPr>
-      </w:pPr>
-      <w:r>
-        <w:rPr>
-          <w:rFonts w:hint="cs"/>
-          <w:rtl/>
-          <w:lang w:bidi="ar-SA"/>
-        </w:rPr>
-        <w:t>أن نكون مثمرين على الدوام</w:t>
-      </w:r>
-    </w:p>
-    <w:p>
-      <w:pPr>
-        <w:rPr>
-          <w:rtl/>
-          <w:lang w:bidi="ar-SA"/>
-        </w:rPr>
-      </w:pPr>
-      <w:r>
-        <w:rPr>
-          <w:rFonts w:hint="cs"/>
-          <w:rtl/>
-          <w:lang w:bidi="ar-SA"/>
-        </w:rPr>
-        <w:t>"</w:t>
-      </w:r>
-      <w:r>
-        <w:rPr>
-          <w:rtl/>
-          <w:lang w:bidi="ar-SA"/>
-        </w:rPr>
-        <w:t>وَالَّذِي فِي الأَرْضِ الْجَيِّدَةِ، هُوَ الَّذِينَ يَسْمَعُونَ الْكَلِمَةَ فَيَحْفَظُونَهَا فِي قَلْبٍ جَيِّدٍ صَالِحٍ، وَيُثْمِرُونَ بِالصَّبْرِ.</w:t>
-      </w:r>
-      <w:r>
-        <w:rPr>
-          <w:rFonts w:hint="cs"/>
-          <w:rtl/>
-          <w:lang w:bidi="ar-SA"/>
-        </w:rPr>
-        <w:t>" (لوقا 8: 15)</w:t>
-      </w:r>
-    </w:p>
-    <w:p>
-      <w:pPr>
-        <w:rPr>
-          <w:rFonts w:hint="cs"/>
-          <w:lang w:bidi="ar-SA"/>
-        </w:rPr>
-      </w:pPr>
-      <w:r>
-        <w:rPr>
-          <w:rFonts w:hint="cs"/>
-          <w:rtl/>
-          <w:lang w:bidi="ar-SA"/>
-        </w:rPr>
-        <w:t>في إنجيل لوقا أخيرًا يرتبط الاستماع للكلمة بحفظ الكلمة. فليس لنا فقط أن نسمع الكلمة ونفهمها، وإنما أن نحفظها أيضًا في قلب مطاوع وطيّب. ونتيجة ذلك هو أننا نكون مثمرين على الدوام. بالطبع لا بد وأن نفهم ونستوعب ما قد سمعناه. لكن لا بأن نجعله أمرًا نحفظه في عقولنا فقط، وإنما نجعله أمرًا لنفهمه في قلوبنا. كل ما قد وجد مكانه في قلوبنا لن نتخلى عنه أبدًا بسهولة</w:t>
-      </w:r>
-      <w:r>
-        <w:rPr>
-          <w:rFonts w:hint="cs"/>
-          <w:rtl/>
-          <w:lang w:bidi="ar-SA"/>
-        </w:rPr>
-        <w:t>. إنه سيؤثر على كل حياتنا بأكملها.</w:t>
+          <w:rFonts w:hint="cs"/>
+          <w:lang w:bidi="ar-LB"/>
+        </w:rPr>
+      </w:pPr>
+      <w:r>
+        <w:rPr>
+          <w:rFonts w:hint="cs"/>
+          <w:rtl/>
+          <w:lang w:bidi="ar-LB"/>
+        </w:rPr>
+        <w:t xml:space="preserve">مَن يستطيع أن </w:t>
+      </w:r>
+      <w:r>
+        <w:rPr>
+          <w:rFonts w:hint="cs"/>
+          <w:rtl/>
+          <w:lang w:bidi="ar-LB"/>
+        </w:rPr>
+        <w:t>يقيس</w:t>
+      </w:r>
+      <w:r>
+        <w:rPr>
+          <w:rFonts w:hint="cs"/>
+          <w:rtl/>
+          <w:lang w:bidi="ar-LB"/>
+        </w:rPr>
+        <w:t xml:space="preserve"> عُظم الضيق الذي نُطقت فيه هذه الأسئلة؟ مَن يستطيع أن يقيس أعماقها وأبعادها؟ إننا في سجود صامت ننحني أمام الشخص الذي نطق بهذه الأسئلة ونشكره من أعماق القلب </w:t>
+      </w:r>
+      <w:r>
+        <w:rPr>
+          <w:rFonts w:hint="cs"/>
+          <w:rtl/>
+          <w:lang w:bidi="ar-LB"/>
+        </w:rPr>
+        <w:t>من أجل</w:t>
+      </w:r>
+      <w:r>
+        <w:rPr>
+          <w:rFonts w:hint="cs"/>
+          <w:rtl/>
+          <w:lang w:bidi="ar-LB"/>
+        </w:rPr>
+        <w:t xml:space="preserve"> الجلجثة.</w:t>
       </w:r>
     </w:p>
     <w:sectPr>
-      <w:pgSz w:w="12240" w:h="15840"/>
-      <w:pgMar w:top="1440" w:right="1800" w:bottom="1440" w:left="1800" w:header="720" w:footer="720" w:gutter="0"/>
-      <w:cols w:space="720"/>
+      <w:pgSz w:w="11906" w:h="16838"/>
+      <w:pgMar w:top="1440" w:right="1440" w:bottom="1440" w:left="1440" w:header="708" w:footer="708" w:gutter="0"/>
+      <w:cols w:space="708"/>
       <w:docGrid w:linePitch="360"/>
     </w:sectPr>
   </w:body>
 </w:document>
 </file>
 
+<file path=word/numbering.xml><?xml version="1.0" encoding="utf-8"?>
+<w:numbering xmlns:wpc="http://schemas.microsoft.com/office/word/2010/wordprocessingCanvas" xmlns:cx="http://schemas.microsoft.com/office/drawing/2014/chartex" xmlns:cx1="http://schemas.microsoft.com/office/drawing/2015/9/8/chartex" xmlns:cx2="http://schemas.microsoft.com/office/drawing/2015/10/21/chartex" xmlns:cx3="http://schemas.microsoft.com/office/drawing/2016/5/9/chartex" xmlns:cx4="http://schemas.microsoft.com/office/drawing/2016/5/10/chartex" xmlns:cx5="http://schemas.microsoft.com/office/drawing/2016/5/11/chartex" xmlns:cx6="http://schemas.microsoft.com/office/drawing/2016/5/12/chartex" xmlns:cx7="http://schemas.microsoft.com/office/drawing/2016/5/13/chartex" xmlns:cx8="http://schemas.microsoft.com/office/drawing/2016/5/14/chartex" xmlns:mc="http://schemas.openxmlformats.org/markup-compatibility/2006" xmlns:aink="http://schemas.microsoft.com/office/drawing/2016/ink" xmlns:am3d="http://schemas.microsoft.com/office/drawing/2017/model3d" xmlns:o="urn:schemas-microsoft-com:office:office" xmlns:oel="http://schemas.microsoft.com/office/2019/extlst" xmlns:r="http://schemas.openxmlformats.org/officeDocument/2006/relationships" xmlns:m="http://schemas.openxmlformats.org/officeDocument/2006/math" xmlns:v="urn:schemas-microsoft-com:vml" xmlns:wp14="http://schemas.microsoft.com/office/word/2010/wordprocessingDrawing" xmlns:wp="http://schemas.openxmlformats.org/drawingml/2006/wordprocessingDrawing" xmlns:w10="urn:schemas-microsoft-com:office:word" xmlns:w="http://schemas.openxmlformats.org/wordprocessingml/2006/main" xmlns:w14="http://schemas.microsoft.com/office/word/2010/wordml" xmlns:w15="http://schemas.microsoft.com/office/word/2012/wordml" xmlns:w16cex="http://schemas.microsoft.com/office/word/2018/wordml/cex" xmlns:w16cid="http://schemas.microsoft.com/office/word/2016/wordml/cid" xmlns:w16="http://schemas.microsoft.com/office/word/2018/wordml" xmlns:w16du="http://schemas.microsoft.com/office/word/2023/wordml/word16du" xmlns:w16sdtdh="http://schemas.microsoft.com/office/word/2020/wordml/sdtdatahash" xmlns:w16se="http://schemas.microsoft.com/office/word/2015/wordml/symex" xmlns:wpg="http://schemas.microsoft.com/office/word/2010/wordprocessingGroup" xmlns:wpi="http://schemas.microsoft.com/office/word/2010/wordprocessingInk" xmlns:wne="http://schemas.microsoft.com/office/word/2006/wordml" xmlns:wps="http://schemas.microsoft.com/office/word/2010/wordprocessingShape" mc:Ignorable="w14 w15 w16se w16cid w16 w16cex w16sdtdh w16du wp14">
+  <w:abstractNum w:abstractNumId="0" w15:restartNumberingAfterBreak="0">
+    <w:nsid w:val="67E46DF7"/>
+    <w:multiLevelType w:val="hybridMultilevel"/>
+    <w:tmpl w:val="20EC761A"/>
+    <w:lvl w:ilvl="0" w:tplc="F3BADD1C">
+      <w:numFmt w:val="bullet"/>
+      <w:lvlText w:val=""/>
+      <w:lvlJc w:val="left"/>
+      <w:pPr>
+        <w:ind w:left="720" w:hanging="360"/>
+      </w:pPr>
+      <w:rPr>
+        <w:rFonts w:ascii="Symbol" w:eastAsiaTheme="minorHAnsi" w:hAnsi="Symbol" w:cs="Sakkal Majalla" w:hint="default"/>
+      </w:rPr>
+    </w:lvl>
+    <w:lvl w:ilvl="1" w:tplc="04090003" w:tentative="1">
+      <w:start w:val="1"/>
+      <w:numFmt w:val="bullet"/>
+      <w:lvlText w:val="o"/>
+      <w:lvlJc w:val="left"/>
+      <w:pPr>
+        <w:ind w:left="1440" w:hanging="360"/>
+      </w:pPr>
+      <w:rPr>
+        <w:rFonts w:ascii="Courier New" w:hAnsi="Courier New" w:cs="Courier New" w:hint="default"/>
+      </w:rPr>
+    </w:lvl>
+    <w:lvl w:ilvl="2" w:tplc="04090005" w:tentative="1">
+      <w:start w:val="1"/>
+      <w:numFmt w:val="bullet"/>
+      <w:lvlText w:val=""/>
+      <w:lvlJc w:val="left"/>
+      <w:pPr>
+        <w:ind w:left="2160" w:hanging="360"/>
+      </w:pPr>
+      <w:rPr>
+        <w:rFonts w:ascii="Wingdings" w:hAnsi="Wingdings" w:hint="default"/>
+      </w:rPr>
+    </w:lvl>
+    <w:lvl w:ilvl="3" w:tplc="04090001" w:tentative="1">
+      <w:start w:val="1"/>
+      <w:numFmt w:val="bullet"/>
+      <w:lvlText w:val=""/>
+      <w:lvlJc w:val="left"/>
+      <w:pPr>
+        <w:ind w:left="2880" w:hanging="360"/>
+      </w:pPr>
+      <w:rPr>
+        <w:rFonts w:ascii="Symbol" w:hAnsi="Symbol" w:hint="default"/>
+      </w:rPr>
+    </w:lvl>
+    <w:lvl w:ilvl="4" w:tplc="04090003" w:tentative="1">
+      <w:start w:val="1"/>
+      <w:numFmt w:val="bullet"/>
+      <w:lvlText w:val="o"/>
+      <w:lvlJc w:val="left"/>
+      <w:pPr>
+        <w:ind w:left="3600" w:hanging="360"/>
+      </w:pPr>
+      <w:rPr>
+        <w:rFonts w:ascii="Courier New" w:hAnsi="Courier New" w:cs="Courier New" w:hint="default"/>
+      </w:rPr>
+    </w:lvl>
+    <w:lvl w:ilvl="5" w:tplc="04090005" w:tentative="1">
+      <w:start w:val="1"/>
+      <w:numFmt w:val="bullet"/>
+      <w:lvlText w:val=""/>
+      <w:lvlJc w:val="left"/>
+      <w:pPr>
+        <w:ind w:left="4320" w:hanging="360"/>
+      </w:pPr>
+      <w:rPr>
+        <w:rFonts w:ascii="Wingdings" w:hAnsi="Wingdings" w:hint="default"/>
+      </w:rPr>
+    </w:lvl>
+    <w:lvl w:ilvl="6" w:tplc="04090001" w:tentative="1">
+      <w:start w:val="1"/>
+      <w:numFmt w:val="bullet"/>
+      <w:lvlText w:val=""/>
+      <w:lvlJc w:val="left"/>
+      <w:pPr>
+        <w:ind w:left="5040" w:hanging="360"/>
+      </w:pPr>
+      <w:rPr>
+        <w:rFonts w:ascii="Symbol" w:hAnsi="Symbol" w:hint="default"/>
+      </w:rPr>
+    </w:lvl>
+    <w:lvl w:ilvl="7" w:tplc="04090003" w:tentative="1">
+      <w:start w:val="1"/>
+      <w:numFmt w:val="bullet"/>
+      <w:lvlText w:val="o"/>
+      <w:lvlJc w:val="left"/>
+      <w:pPr>
+        <w:ind w:left="5760" w:hanging="360"/>
+      </w:pPr>
+      <w:rPr>
+        <w:rFonts w:ascii="Courier New" w:hAnsi="Courier New" w:cs="Courier New" w:hint="default"/>
+      </w:rPr>
+    </w:lvl>
+    <w:lvl w:ilvl="8" w:tplc="04090005" w:tentative="1">
+      <w:start w:val="1"/>
+      <w:numFmt w:val="bullet"/>
+      <w:lvlText w:val=""/>
+      <w:lvlJc w:val="left"/>
+      <w:pPr>
+        <w:ind w:left="6480" w:hanging="360"/>
+      </w:pPr>
+      <w:rPr>
+        <w:rFonts w:ascii="Wingdings" w:hAnsi="Wingdings" w:hint="default"/>
+      </w:rPr>
+    </w:lvl>
+  </w:abstractNum>
+  <w:num w:numId="1" w16cid:durableId="543636933">
+    <w:abstractNumId w:val="0"/>
+  </w:num>
+</w:numbering>
+</file>
+
 <file path=word/styles.xml><?xml version="1.0" encoding="utf-8"?>
-<w:styles xmlns:mc="http://schemas.openxmlformats.org/markup-compatibility/2006" xmlns:r="http://schemas.openxmlformats.org/officeDocument/2006/relationships" xmlns:w="http://schemas.openxmlformats.org/wordprocessingml/2006/main" xmlns:w14="http://schemas.microsoft.com/office/word/2010/wordml" xmlns:w15="http://schemas.microsoft.com/office/word/2012/wordml" xmlns:w16cex="http://schemas.microsoft.com/office/word/2018/wordml/cex" xmlns:w16cid="http://schemas.microsoft.com/office/word/2016/wordml/cid" xmlns:w16="http://schemas.microsoft.com/office/word/2018/wordml" xmlns:w16sdtdh="http://schemas.microsoft.com/office/word/2020/wordml/sdtdatahash" xmlns:w16se="http://schemas.microsoft.com/office/word/2015/wordml/symex" mc:Ignorable="w14 w15 w16se w16cid w16 w16cex w16sdtdh">
+<w:styles xmlns:mc="http://schemas.openxmlformats.org/markup-compatibility/2006" xmlns:r="http://schemas.openxmlformats.org/officeDocument/2006/relationships" xmlns:w="http://schemas.openxmlformats.org/wordprocessingml/2006/main" xmlns:w14="http://schemas.microsoft.com/office/word/2010/wordml" xmlns:w15="http://schemas.microsoft.com/office/word/2012/wordml" xmlns:w16cex="http://schemas.microsoft.com/office/word/2018/wordml/cex" xmlns:w16cid="http://schemas.microsoft.com/office/word/2016/wordml/cid" xmlns:w16="http://schemas.microsoft.com/office/word/2018/wordml" xmlns:w16du="http://schemas.microsoft.com/office/word/2023/wordml/word16du" xmlns:w16sdtdh="http://schemas.microsoft.com/office/word/2020/wordml/sdtdatahash" xmlns:w16se="http://schemas.microsoft.com/office/word/2015/wordml/symex" mc:Ignorable="w14 w15 w16se w16cid w16 w16cex w16sdtdh w16du">
   <w:docDefaults>
     <w:rPrDefault>
       <w:rPr>
         <w:rFonts w:ascii="Sakkal Majalla" w:eastAsiaTheme="minorHAnsi" w:hAnsi="Sakkal Majalla" w:cs="Sakkal Majalla"/>
-        <w:kern w:val="2"/>
         <w:sz w:val="28"/>
         <w:szCs w:val="28"/>
-        <w:lang w:val="en-US" w:eastAsia="en-US" w:bidi="he-IL"/>
+        <w:lang w:val="en-US" w:eastAsia="en-US" w:bidi="ar-SA"/>
         <w14:ligatures w14:val="standardContextual"/>
       </w:rPr>
     </w:rPrDefault>
@@ -765,9 +1144,202 @@
   <w:style w:type="paragraph" w:default="1" w:styleId="Normal">
     <w:name w:val="Normal"/>
     <w:qFormat/>
-    <w:rPr>
-      <w:noProof/>
-      <w:lang w:bidi="ar-EG"/>
+  </w:style>
+  <w:style w:type="paragraph" w:styleId="Heading1">
+    <w:name w:val="heading 1"/>
+    <w:basedOn w:val="Normal"/>
+    <w:next w:val="Normal"/>
+    <w:link w:val="Heading1Char"/>
+    <w:uiPriority w:val="9"/>
+    <w:qFormat/>
+    <w:rsid w:val="00974C2A"/>
+    <w:pPr>
+      <w:keepNext/>
+      <w:keepLines/>
+      <w:spacing w:before="360" w:after="80"/>
+      <w:outlineLvl w:val="0"/>
+    </w:pPr>
+    <w:rPr>
+      <w:rFonts w:asciiTheme="majorHAnsi" w:eastAsiaTheme="majorEastAsia" w:hAnsiTheme="majorHAnsi" w:cstheme="majorBidi"/>
+      <w:color w:val="0F4761" w:themeColor="accent1" w:themeShade="BF"/>
+      <w:sz w:val="40"/>
+      <w:szCs w:val="40"/>
+    </w:rPr>
+  </w:style>
+  <w:style w:type="paragraph" w:styleId="Heading2">
+    <w:name w:val="heading 2"/>
+    <w:basedOn w:val="Normal"/>
+    <w:next w:val="Normal"/>
+    <w:link w:val="Heading2Char"/>
+    <w:uiPriority w:val="9"/>
+    <w:semiHidden/>
+    <w:unhideWhenUsed/>
+    <w:qFormat/>
+    <w:rsid w:val="00974C2A"/>
+    <w:pPr>
+      <w:keepNext/>
+      <w:keepLines/>
+      <w:spacing w:before="160" w:after="80"/>
+      <w:outlineLvl w:val="1"/>
+    </w:pPr>
+    <w:rPr>
+      <w:rFonts w:asciiTheme="majorHAnsi" w:eastAsiaTheme="majorEastAsia" w:hAnsiTheme="majorHAnsi" w:cstheme="majorBidi"/>
+      <w:color w:val="0F4761" w:themeColor="accent1" w:themeShade="BF"/>
+      <w:sz w:val="32"/>
+      <w:szCs w:val="32"/>
+    </w:rPr>
+  </w:style>
+  <w:style w:type="paragraph" w:styleId="Heading3">
+    <w:name w:val="heading 3"/>
+    <w:basedOn w:val="Normal"/>
+    <w:next w:val="Normal"/>
+    <w:link w:val="Heading3Char"/>
+    <w:uiPriority w:val="9"/>
+    <w:semiHidden/>
+    <w:unhideWhenUsed/>
+    <w:qFormat/>
+    <w:rsid w:val="00974C2A"/>
+    <w:pPr>
+      <w:keepNext/>
+      <w:keepLines/>
+      <w:spacing w:before="160" w:after="80"/>
+      <w:outlineLvl w:val="2"/>
+    </w:pPr>
+    <w:rPr>
+      <w:rFonts w:asciiTheme="minorHAnsi" w:eastAsiaTheme="majorEastAsia" w:hAnsiTheme="minorHAnsi" w:cstheme="majorBidi"/>
+      <w:color w:val="0F4761" w:themeColor="accent1" w:themeShade="BF"/>
+    </w:rPr>
+  </w:style>
+  <w:style w:type="paragraph" w:styleId="Heading4">
+    <w:name w:val="heading 4"/>
+    <w:basedOn w:val="Normal"/>
+    <w:next w:val="Normal"/>
+    <w:link w:val="Heading4Char"/>
+    <w:uiPriority w:val="9"/>
+    <w:semiHidden/>
+    <w:unhideWhenUsed/>
+    <w:qFormat/>
+    <w:rsid w:val="00974C2A"/>
+    <w:pPr>
+      <w:keepNext/>
+      <w:keepLines/>
+      <w:spacing w:before="80" w:after="40"/>
+      <w:outlineLvl w:val="3"/>
+    </w:pPr>
+    <w:rPr>
+      <w:rFonts w:asciiTheme="minorHAnsi" w:eastAsiaTheme="majorEastAsia" w:hAnsiTheme="minorHAnsi" w:cstheme="majorBidi"/>
+      <w:i/>
+      <w:iCs/>
+      <w:color w:val="0F4761" w:themeColor="accent1" w:themeShade="BF"/>
+    </w:rPr>
+  </w:style>
+  <w:style w:type="paragraph" w:styleId="Heading5">
+    <w:name w:val="heading 5"/>
+    <w:basedOn w:val="Normal"/>
+    <w:next w:val="Normal"/>
+    <w:link w:val="Heading5Char"/>
+    <w:uiPriority w:val="9"/>
+    <w:semiHidden/>
+    <w:unhideWhenUsed/>
+    <w:qFormat/>
+    <w:rsid w:val="00974C2A"/>
+    <w:pPr>
+      <w:keepNext/>
+      <w:keepLines/>
+      <w:spacing w:before="80" w:after="40"/>
+      <w:outlineLvl w:val="4"/>
+    </w:pPr>
+    <w:rPr>
+      <w:rFonts w:asciiTheme="minorHAnsi" w:eastAsiaTheme="majorEastAsia" w:hAnsiTheme="minorHAnsi" w:cstheme="majorBidi"/>
+      <w:color w:val="0F4761" w:themeColor="accent1" w:themeShade="BF"/>
+    </w:rPr>
+  </w:style>
+  <w:style w:type="paragraph" w:styleId="Heading6">
+    <w:name w:val="heading 6"/>
+    <w:basedOn w:val="Normal"/>
+    <w:next w:val="Normal"/>
+    <w:link w:val="Heading6Char"/>
+    <w:uiPriority w:val="9"/>
+    <w:semiHidden/>
+    <w:unhideWhenUsed/>
+    <w:qFormat/>
+    <w:rsid w:val="00974C2A"/>
+    <w:pPr>
+      <w:keepNext/>
+      <w:keepLines/>
+      <w:spacing w:before="40" w:after="0"/>
+      <w:outlineLvl w:val="5"/>
+    </w:pPr>
+    <w:rPr>
+      <w:rFonts w:asciiTheme="minorHAnsi" w:eastAsiaTheme="majorEastAsia" w:hAnsiTheme="minorHAnsi" w:cstheme="majorBidi"/>
+      <w:i/>
+      <w:iCs/>
+      <w:color w:val="595959" w:themeColor="text1" w:themeTint="A6"/>
+    </w:rPr>
+  </w:style>
+  <w:style w:type="paragraph" w:styleId="Heading7">
+    <w:name w:val="heading 7"/>
+    <w:basedOn w:val="Normal"/>
+    <w:next w:val="Normal"/>
+    <w:link w:val="Heading7Char"/>
+    <w:uiPriority w:val="9"/>
+    <w:semiHidden/>
+    <w:unhideWhenUsed/>
+    <w:qFormat/>
+    <w:rsid w:val="00974C2A"/>
+    <w:pPr>
+      <w:keepNext/>
+      <w:keepLines/>
+      <w:spacing w:before="40" w:after="0"/>
+      <w:outlineLvl w:val="6"/>
+    </w:pPr>
+    <w:rPr>
+      <w:rFonts w:asciiTheme="minorHAnsi" w:eastAsiaTheme="majorEastAsia" w:hAnsiTheme="minorHAnsi" w:cstheme="majorBidi"/>
+      <w:color w:val="595959" w:themeColor="text1" w:themeTint="A6"/>
+    </w:rPr>
+  </w:style>
+  <w:style w:type="paragraph" w:styleId="Heading8">
+    <w:name w:val="heading 8"/>
+    <w:basedOn w:val="Normal"/>
+    <w:next w:val="Normal"/>
+    <w:link w:val="Heading8Char"/>
+    <w:uiPriority w:val="9"/>
+    <w:semiHidden/>
+    <w:unhideWhenUsed/>
+    <w:qFormat/>
+    <w:rsid w:val="00974C2A"/>
+    <w:pPr>
+      <w:keepNext/>
+      <w:keepLines/>
+      <w:spacing w:after="0"/>
+      <w:outlineLvl w:val="7"/>
+    </w:pPr>
+    <w:rPr>
+      <w:rFonts w:asciiTheme="minorHAnsi" w:eastAsiaTheme="majorEastAsia" w:hAnsiTheme="minorHAnsi" w:cstheme="majorBidi"/>
+      <w:i/>
+      <w:iCs/>
+      <w:color w:val="272727" w:themeColor="text1" w:themeTint="D8"/>
+    </w:rPr>
+  </w:style>
+  <w:style w:type="paragraph" w:styleId="Heading9">
+    <w:name w:val="heading 9"/>
+    <w:basedOn w:val="Normal"/>
+    <w:next w:val="Normal"/>
+    <w:link w:val="Heading9Char"/>
+    <w:uiPriority w:val="9"/>
+    <w:semiHidden/>
+    <w:unhideWhenUsed/>
+    <w:qFormat/>
+    <w:rsid w:val="00974C2A"/>
+    <w:pPr>
+      <w:keepNext/>
+      <w:keepLines/>
+      <w:spacing w:after="0"/>
+      <w:outlineLvl w:val="8"/>
+    </w:pPr>
+    <w:rPr>
+      <w:rFonts w:asciiTheme="minorHAnsi" w:eastAsiaTheme="majorEastAsia" w:hAnsiTheme="minorHAnsi" w:cstheme="majorBidi"/>
+      <w:color w:val="272727" w:themeColor="text1" w:themeTint="D8"/>
     </w:rPr>
   </w:style>
   <w:style w:type="character" w:default="1" w:styleId="DefaultParagraphFont">
@@ -797,14 +1369,298 @@
     <w:semiHidden/>
     <w:unhideWhenUsed/>
   </w:style>
+  <w:style w:type="character" w:customStyle="1" w:styleId="Heading1Char">
+    <w:name w:val="Heading 1 Char"/>
+    <w:basedOn w:val="DefaultParagraphFont"/>
+    <w:link w:val="Heading1"/>
+    <w:uiPriority w:val="9"/>
+    <w:rsid w:val="00974C2A"/>
+    <w:rPr>
+      <w:rFonts w:asciiTheme="majorHAnsi" w:eastAsiaTheme="majorEastAsia" w:hAnsiTheme="majorHAnsi" w:cstheme="majorBidi"/>
+      <w:color w:val="0F4761" w:themeColor="accent1" w:themeShade="BF"/>
+      <w:sz w:val="40"/>
+      <w:szCs w:val="40"/>
+    </w:rPr>
+  </w:style>
+  <w:style w:type="character" w:customStyle="1" w:styleId="Heading2Char">
+    <w:name w:val="Heading 2 Char"/>
+    <w:basedOn w:val="DefaultParagraphFont"/>
+    <w:link w:val="Heading2"/>
+    <w:uiPriority w:val="9"/>
+    <w:semiHidden/>
+    <w:rsid w:val="00974C2A"/>
+    <w:rPr>
+      <w:rFonts w:asciiTheme="majorHAnsi" w:eastAsiaTheme="majorEastAsia" w:hAnsiTheme="majorHAnsi" w:cstheme="majorBidi"/>
+      <w:color w:val="0F4761" w:themeColor="accent1" w:themeShade="BF"/>
+      <w:sz w:val="32"/>
+      <w:szCs w:val="32"/>
+    </w:rPr>
+  </w:style>
+  <w:style w:type="character" w:customStyle="1" w:styleId="Heading3Char">
+    <w:name w:val="Heading 3 Char"/>
+    <w:basedOn w:val="DefaultParagraphFont"/>
+    <w:link w:val="Heading3"/>
+    <w:uiPriority w:val="9"/>
+    <w:semiHidden/>
+    <w:rsid w:val="00974C2A"/>
+    <w:rPr>
+      <w:rFonts w:asciiTheme="minorHAnsi" w:eastAsiaTheme="majorEastAsia" w:hAnsiTheme="minorHAnsi" w:cstheme="majorBidi"/>
+      <w:color w:val="0F4761" w:themeColor="accent1" w:themeShade="BF"/>
+    </w:rPr>
+  </w:style>
+  <w:style w:type="character" w:customStyle="1" w:styleId="Heading4Char">
+    <w:name w:val="Heading 4 Char"/>
+    <w:basedOn w:val="DefaultParagraphFont"/>
+    <w:link w:val="Heading4"/>
+    <w:uiPriority w:val="9"/>
+    <w:semiHidden/>
+    <w:rsid w:val="00974C2A"/>
+    <w:rPr>
+      <w:rFonts w:asciiTheme="minorHAnsi" w:eastAsiaTheme="majorEastAsia" w:hAnsiTheme="minorHAnsi" w:cstheme="majorBidi"/>
+      <w:i/>
+      <w:iCs/>
+      <w:color w:val="0F4761" w:themeColor="accent1" w:themeShade="BF"/>
+    </w:rPr>
+  </w:style>
+  <w:style w:type="character" w:customStyle="1" w:styleId="Heading5Char">
+    <w:name w:val="Heading 5 Char"/>
+    <w:basedOn w:val="DefaultParagraphFont"/>
+    <w:link w:val="Heading5"/>
+    <w:uiPriority w:val="9"/>
+    <w:semiHidden/>
+    <w:rsid w:val="00974C2A"/>
+    <w:rPr>
+      <w:rFonts w:asciiTheme="minorHAnsi" w:eastAsiaTheme="majorEastAsia" w:hAnsiTheme="minorHAnsi" w:cstheme="majorBidi"/>
+      <w:color w:val="0F4761" w:themeColor="accent1" w:themeShade="BF"/>
+    </w:rPr>
+  </w:style>
+  <w:style w:type="character" w:customStyle="1" w:styleId="Heading6Char">
+    <w:name w:val="Heading 6 Char"/>
+    <w:basedOn w:val="DefaultParagraphFont"/>
+    <w:link w:val="Heading6"/>
+    <w:uiPriority w:val="9"/>
+    <w:semiHidden/>
+    <w:rsid w:val="00974C2A"/>
+    <w:rPr>
+      <w:rFonts w:asciiTheme="minorHAnsi" w:eastAsiaTheme="majorEastAsia" w:hAnsiTheme="minorHAnsi" w:cstheme="majorBidi"/>
+      <w:i/>
+      <w:iCs/>
+      <w:color w:val="595959" w:themeColor="text1" w:themeTint="A6"/>
+    </w:rPr>
+  </w:style>
+  <w:style w:type="character" w:customStyle="1" w:styleId="Heading7Char">
+    <w:name w:val="Heading 7 Char"/>
+    <w:basedOn w:val="DefaultParagraphFont"/>
+    <w:link w:val="Heading7"/>
+    <w:uiPriority w:val="9"/>
+    <w:semiHidden/>
+    <w:rsid w:val="00974C2A"/>
+    <w:rPr>
+      <w:rFonts w:asciiTheme="minorHAnsi" w:eastAsiaTheme="majorEastAsia" w:hAnsiTheme="minorHAnsi" w:cstheme="majorBidi"/>
+      <w:color w:val="595959" w:themeColor="text1" w:themeTint="A6"/>
+    </w:rPr>
+  </w:style>
+  <w:style w:type="character" w:customStyle="1" w:styleId="Heading8Char">
+    <w:name w:val="Heading 8 Char"/>
+    <w:basedOn w:val="DefaultParagraphFont"/>
+    <w:link w:val="Heading8"/>
+    <w:uiPriority w:val="9"/>
+    <w:semiHidden/>
+    <w:rsid w:val="00974C2A"/>
+    <w:rPr>
+      <w:rFonts w:asciiTheme="minorHAnsi" w:eastAsiaTheme="majorEastAsia" w:hAnsiTheme="minorHAnsi" w:cstheme="majorBidi"/>
+      <w:i/>
+      <w:iCs/>
+      <w:color w:val="272727" w:themeColor="text1" w:themeTint="D8"/>
+    </w:rPr>
+  </w:style>
+  <w:style w:type="character" w:customStyle="1" w:styleId="Heading9Char">
+    <w:name w:val="Heading 9 Char"/>
+    <w:basedOn w:val="DefaultParagraphFont"/>
+    <w:link w:val="Heading9"/>
+    <w:uiPriority w:val="9"/>
+    <w:semiHidden/>
+    <w:rsid w:val="00974C2A"/>
+    <w:rPr>
+      <w:rFonts w:asciiTheme="minorHAnsi" w:eastAsiaTheme="majorEastAsia" w:hAnsiTheme="minorHAnsi" w:cstheme="majorBidi"/>
+      <w:color w:val="272727" w:themeColor="text1" w:themeTint="D8"/>
+    </w:rPr>
+  </w:style>
+  <w:style w:type="paragraph" w:styleId="Title">
+    <w:name w:val="Title"/>
+    <w:basedOn w:val="Normal"/>
+    <w:next w:val="Normal"/>
+    <w:link w:val="TitleChar"/>
+    <w:uiPriority w:val="10"/>
+    <w:qFormat/>
+    <w:rsid w:val="00974C2A"/>
+    <w:pPr>
+      <w:spacing w:after="80" w:line="240" w:lineRule="auto"/>
+      <w:contextualSpacing/>
+    </w:pPr>
+    <w:rPr>
+      <w:rFonts w:asciiTheme="majorHAnsi" w:eastAsiaTheme="majorEastAsia" w:hAnsiTheme="majorHAnsi" w:cstheme="majorBidi"/>
+      <w:spacing w:val="-10"/>
+      <w:kern w:val="28"/>
+      <w:sz w:val="56"/>
+      <w:szCs w:val="56"/>
+    </w:rPr>
+  </w:style>
+  <w:style w:type="character" w:customStyle="1" w:styleId="TitleChar">
+    <w:name w:val="Title Char"/>
+    <w:basedOn w:val="DefaultParagraphFont"/>
+    <w:link w:val="Title"/>
+    <w:uiPriority w:val="10"/>
+    <w:rsid w:val="00974C2A"/>
+    <w:rPr>
+      <w:rFonts w:asciiTheme="majorHAnsi" w:eastAsiaTheme="majorEastAsia" w:hAnsiTheme="majorHAnsi" w:cstheme="majorBidi"/>
+      <w:spacing w:val="-10"/>
+      <w:kern w:val="28"/>
+      <w:sz w:val="56"/>
+      <w:szCs w:val="56"/>
+    </w:rPr>
+  </w:style>
+  <w:style w:type="paragraph" w:styleId="Subtitle">
+    <w:name w:val="Subtitle"/>
+    <w:basedOn w:val="Normal"/>
+    <w:next w:val="Normal"/>
+    <w:link w:val="SubtitleChar"/>
+    <w:uiPriority w:val="11"/>
+    <w:qFormat/>
+    <w:rsid w:val="00974C2A"/>
+    <w:pPr>
+      <w:numPr>
+        <w:ilvl w:val="1"/>
+      </w:numPr>
+    </w:pPr>
+    <w:rPr>
+      <w:rFonts w:asciiTheme="minorHAnsi" w:eastAsiaTheme="majorEastAsia" w:hAnsiTheme="minorHAnsi" w:cstheme="majorBidi"/>
+      <w:color w:val="595959" w:themeColor="text1" w:themeTint="A6"/>
+      <w:spacing w:val="15"/>
+    </w:rPr>
+  </w:style>
+  <w:style w:type="character" w:customStyle="1" w:styleId="SubtitleChar">
+    <w:name w:val="Subtitle Char"/>
+    <w:basedOn w:val="DefaultParagraphFont"/>
+    <w:link w:val="Subtitle"/>
+    <w:uiPriority w:val="11"/>
+    <w:rsid w:val="00974C2A"/>
+    <w:rPr>
+      <w:rFonts w:asciiTheme="minorHAnsi" w:eastAsiaTheme="majorEastAsia" w:hAnsiTheme="minorHAnsi" w:cstheme="majorBidi"/>
+      <w:color w:val="595959" w:themeColor="text1" w:themeTint="A6"/>
+      <w:spacing w:val="15"/>
+    </w:rPr>
+  </w:style>
+  <w:style w:type="paragraph" w:styleId="Quote">
+    <w:name w:val="Quote"/>
+    <w:basedOn w:val="Normal"/>
+    <w:next w:val="Normal"/>
+    <w:link w:val="QuoteChar"/>
+    <w:uiPriority w:val="29"/>
+    <w:qFormat/>
+    <w:rsid w:val="00974C2A"/>
+    <w:pPr>
+      <w:spacing w:before="160"/>
+      <w:jc w:val="center"/>
+    </w:pPr>
+    <w:rPr>
+      <w:i/>
+      <w:iCs/>
+      <w:color w:val="404040" w:themeColor="text1" w:themeTint="BF"/>
+    </w:rPr>
+  </w:style>
+  <w:style w:type="character" w:customStyle="1" w:styleId="QuoteChar">
+    <w:name w:val="Quote Char"/>
+    <w:basedOn w:val="DefaultParagraphFont"/>
+    <w:link w:val="Quote"/>
+    <w:uiPriority w:val="29"/>
+    <w:rsid w:val="00974C2A"/>
+    <w:rPr>
+      <w:i/>
+      <w:iCs/>
+      <w:color w:val="404040" w:themeColor="text1" w:themeTint="BF"/>
+    </w:rPr>
+  </w:style>
+  <w:style w:type="paragraph" w:styleId="ListParagraph">
+    <w:name w:val="List Paragraph"/>
+    <w:basedOn w:val="Normal"/>
+    <w:uiPriority w:val="34"/>
+    <w:qFormat/>
+    <w:rsid w:val="00974C2A"/>
+    <w:pPr>
+      <w:ind w:left="720"/>
+      <w:contextualSpacing/>
+    </w:pPr>
+  </w:style>
+  <w:style w:type="character" w:styleId="IntenseEmphasis">
+    <w:name w:val="Intense Emphasis"/>
+    <w:basedOn w:val="DefaultParagraphFont"/>
+    <w:uiPriority w:val="21"/>
+    <w:qFormat/>
+    <w:rsid w:val="00974C2A"/>
+    <w:rPr>
+      <w:i/>
+      <w:iCs/>
+      <w:color w:val="0F4761" w:themeColor="accent1" w:themeShade="BF"/>
+    </w:rPr>
+  </w:style>
+  <w:style w:type="paragraph" w:styleId="IntenseQuote">
+    <w:name w:val="Intense Quote"/>
+    <w:basedOn w:val="Normal"/>
+    <w:next w:val="Normal"/>
+    <w:link w:val="IntenseQuoteChar"/>
+    <w:uiPriority w:val="30"/>
+    <w:qFormat/>
+    <w:rsid w:val="00974C2A"/>
+    <w:pPr>
+      <w:pBdr>
+        <w:top w:val="single" w:sz="4" w:space="10" w:color="0F4761" w:themeColor="accent1" w:themeShade="BF"/>
+        <w:bottom w:val="single" w:sz="4" w:space="10" w:color="0F4761" w:themeColor="accent1" w:themeShade="BF"/>
+      </w:pBdr>
+      <w:spacing w:before="360" w:after="360"/>
+      <w:ind w:left="864" w:right="864"/>
+      <w:jc w:val="center"/>
+    </w:pPr>
+    <w:rPr>
+      <w:i/>
+      <w:iCs/>
+      <w:color w:val="0F4761" w:themeColor="accent1" w:themeShade="BF"/>
+    </w:rPr>
+  </w:style>
+  <w:style w:type="character" w:customStyle="1" w:styleId="IntenseQuoteChar">
+    <w:name w:val="Intense Quote Char"/>
+    <w:basedOn w:val="DefaultParagraphFont"/>
+    <w:link w:val="IntenseQuote"/>
+    <w:uiPriority w:val="30"/>
+    <w:rsid w:val="00974C2A"/>
+    <w:rPr>
+      <w:i/>
+      <w:iCs/>
+      <w:color w:val="0F4761" w:themeColor="accent1" w:themeShade="BF"/>
+    </w:rPr>
+  </w:style>
+  <w:style w:type="character" w:styleId="IntenseReference">
+    <w:name w:val="Intense Reference"/>
+    <w:basedOn w:val="DefaultParagraphFont"/>
+    <w:uiPriority w:val="32"/>
+    <w:qFormat/>
+    <w:rsid w:val="00974C2A"/>
+    <w:rPr>
+      <w:b/>
+      <w:bCs/>
+      <w:smallCaps/>
+      <w:color w:val="0F4761" w:themeColor="accent1" w:themeShade="BF"/>
+      <w:spacing w:val="5"/>
+    </w:rPr>
+  </w:style>
   <w:style w:type="character" w:styleId="Hyperlink">
     <w:name w:val="Hyperlink"/>
     <w:basedOn w:val="DefaultParagraphFont"/>
     <w:uiPriority w:val="99"/>
     <w:unhideWhenUsed/>
-    <w:rsid w:val="00F45EB6"/>
-    <w:rPr>
-      <w:color w:val="0563C1" w:themeColor="hyperlink"/>
+    <w:rsid w:val="00733BB6"/>
+    <w:rPr>
+      <w:color w:val="467886" w:themeColor="hyperlink"/>
       <w:u w:val="single"/>
     </w:rPr>
   </w:style>
@@ -814,7 +1670,7 @@
     <w:uiPriority w:val="99"/>
     <w:semiHidden/>
     <w:unhideWhenUsed/>
-    <w:rsid w:val="00F45EB6"/>
+    <w:rsid w:val="00733BB6"/>
     <w:rPr>
       <w:color w:val="605E5C"/>
       <w:shd w:val="clear" w:color="auto" w:fill="E1DFDD"/>
@@ -834,39 +1690,39 @@
         <a:sysClr val="window" lastClr="FFFFFF"/>
       </a:lt1>
       <a:dk2>
-        <a:srgbClr val="44546A"/>
+        <a:srgbClr val="0E2841"/>
       </a:dk2>
       <a:lt2>
-        <a:srgbClr val="E7E6E6"/>
+        <a:srgbClr val="E8E8E8"/>
       </a:lt2>
       <a:accent1>
-        <a:srgbClr val="4472C4"/>
+        <a:srgbClr val="156082"/>
       </a:accent1>
       <a:accent2>
-        <a:srgbClr val="ED7D31"/>
+        <a:srgbClr val="E97132"/>
       </a:accent2>
       <a:accent3>
-        <a:srgbClr val="A5A5A5"/>
+        <a:srgbClr val="196B24"/>
       </a:accent3>
       <a:accent4>
-        <a:srgbClr val="FFC000"/>
+        <a:srgbClr val="0F9ED5"/>
       </a:accent4>
       <a:accent5>
-        <a:srgbClr val="5B9BD5"/>
+        <a:srgbClr val="A02B93"/>
       </a:accent5>
       <a:accent6>
-        <a:srgbClr val="70AD47"/>
+        <a:srgbClr val="4EA72E"/>
       </a:accent6>
       <a:hlink>
-        <a:srgbClr val="0563C1"/>
+        <a:srgbClr val="467886"/>
       </a:hlink>
       <a:folHlink>
-        <a:srgbClr val="954F72"/>
+        <a:srgbClr val="96607D"/>
       </a:folHlink>
     </a:clrScheme>
     <a:fontScheme name="Office">
       <a:majorFont>
-        <a:latin typeface="Calibri Light" panose="020F0302020204030204"/>
+        <a:latin typeface="Aptos Display" panose="02110004020202020204"/>
         <a:ea typeface=""/>
         <a:cs typeface=""/>
         <a:font script="Jpan" typeface="游ゴシック Light"/>
@@ -918,10 +1774,10 @@
         <a:font script="Tfng" typeface="Ebrima"/>
       </a:majorFont>
       <a:minorFont>
-        <a:latin typeface="Calibri" panose="020F0502020204030204"/>
+        <a:latin typeface="Aptos" panose="02110004020202020204"/>
         <a:ea typeface=""/>
         <a:cs typeface=""/>
-        <a:font script="Jpan" typeface="游明朝"/>
+        <a:font script="Jpan" typeface="游ゴシック"/>
         <a:font script="Hang" typeface="맑은 고딕"/>
         <a:font script="Hans" typeface="等线"/>
         <a:font script="Hant" typeface="新細明體"/>
